--- a/lab_01/Отчет/ИУ7-31Б_Постнов_Степан_лр_1.docx
+++ b/lab_01/Отчет/ИУ7-31Б_Постнов_Степан_лр_1.docx
@@ -323,10 +323,7 @@
         </w:tc>
       </w:tr>
     </w:tbl>
-    <w:p>
-      <w:bookmarkStart w:id="1" w:name="_GoBack"/>
-      <w:bookmarkEnd w:id="1"/>
-    </w:p>
+    <w:p/>
     <w:p>
       <w:pPr>
         <w:jc w:val="center"/>
@@ -869,13 +866,20 @@
             <w:pPr>
               <w:pStyle w:val="Standard"/>
               <w:widowControl w:val="0"/>
-            </w:pPr>
-            <w:r>
-              <w:rPr>
-                <w:sz w:val="24"/>
-              </w:rPr>
-              <w:t>Барышникова М. Ю.</w:t>
-            </w:r>
+              <w:rPr>
+                <w:sz w:val="24"/>
+                <w:szCs w:val="24"/>
+              </w:rPr>
+            </w:pPr>
+            <w:r>
+              <w:rPr>
+                <w:sz w:val="24"/>
+                <w:szCs w:val="24"/>
+              </w:rPr>
+              <w:t>Никульшина Т.А.</w:t>
+            </w:r>
+            <w:bookmarkStart w:id="1" w:name="_GoBack"/>
+            <w:bookmarkEnd w:id="1"/>
           </w:p>
         </w:tc>
         <w:tc>
@@ -2236,10 +2240,8 @@
           <w:sz w:val="28"/>
           <w:szCs w:val="28"/>
         </w:rPr>
-        <w:t>±</w:t>
-      </w:r>
-      <w:proofErr w:type="spellStart"/>
-      <w:proofErr w:type="gramStart"/>
+        <w:t>±m.n</w:t>
+      </w:r>
       <w:r>
         <w:rPr>
           <w:b/>
@@ -2249,10 +2251,8 @@
           <w:sz w:val="28"/>
           <w:szCs w:val="28"/>
         </w:rPr>
-        <w:t>m.n</w:t>
-      </w:r>
-      <w:proofErr w:type="spellEnd"/>
-      <w:proofErr w:type="gramEnd"/>
+        <w:t xml:space="preserve"> </w:t>
+      </w:r>
       <w:r>
         <w:rPr>
           <w:b/>
@@ -2262,7 +2262,7 @@
           <w:sz w:val="28"/>
           <w:szCs w:val="28"/>
         </w:rPr>
-        <w:t xml:space="preserve"> </w:t>
+        <w:t>Е</w:t>
       </w:r>
       <w:r>
         <w:rPr>
@@ -2273,7 +2273,7 @@
           <w:sz w:val="28"/>
           <w:szCs w:val="28"/>
         </w:rPr>
-        <w:t>Е</w:t>
+        <w:t xml:space="preserve"> </w:t>
       </w:r>
       <w:r>
         <w:rPr>
@@ -2284,7 +2284,7 @@
           <w:sz w:val="28"/>
           <w:szCs w:val="28"/>
         </w:rPr>
-        <w:t xml:space="preserve"> </w:t>
+        <w:t>±</w:t>
       </w:r>
       <w:r>
         <w:rPr>
@@ -2294,56 +2294,25 @@
           <w:iCs/>
           <w:sz w:val="28"/>
           <w:szCs w:val="28"/>
-        </w:rPr>
-        <w:t>±</w:t>
+          <w:lang w:val="en-US"/>
+        </w:rPr>
+        <w:t>K</w:t>
+      </w:r>
+      <w:r>
+        <w:rPr>
+          <w:sz w:val="28"/>
+          <w:szCs w:val="28"/>
+        </w:rPr>
+        <w:t xml:space="preserve">, где суммарная длина мантиссы </w:t>
       </w:r>
       <w:r>
         <w:rPr>
           <w:b/>
           <w:bCs/>
-          <w:i/>
-          <w:iCs/>
           <w:sz w:val="28"/>
           <w:szCs w:val="28"/>
-          <w:lang w:val="en-US"/>
-        </w:rPr>
-        <w:t>K</w:t>
-      </w:r>
-      <w:r>
-        <w:rPr>
-          <w:sz w:val="28"/>
-          <w:szCs w:val="28"/>
-        </w:rPr>
-        <w:t xml:space="preserve">, где суммарная длина мантиссы </w:t>
-      </w:r>
-      <w:r>
-        <w:rPr>
-          <w:b/>
-          <w:bCs/>
-          <w:sz w:val="28"/>
-          <w:szCs w:val="28"/>
-        </w:rPr>
-        <w:t>(</w:t>
-      </w:r>
-      <w:proofErr w:type="spellStart"/>
-      <w:r>
-        <w:rPr>
-          <w:b/>
-          <w:bCs/>
-          <w:sz w:val="28"/>
-          <w:szCs w:val="28"/>
-        </w:rPr>
-        <w:t>m+n</w:t>
-      </w:r>
-      <w:proofErr w:type="spellEnd"/>
-      <w:r>
-        <w:rPr>
-          <w:b/>
-          <w:bCs/>
-          <w:sz w:val="28"/>
-          <w:szCs w:val="28"/>
-        </w:rPr>
-        <w:t xml:space="preserve">) </w:t>
+        </w:rPr>
+        <w:t xml:space="preserve">(m+n) </w:t>
       </w:r>
       <w:r>
         <w:rPr>
@@ -2580,22 +2549,8 @@
           <w:iCs/>
           <w:szCs w:val="28"/>
         </w:rPr>
-        <w:t>±</w:t>
-      </w:r>
-      <w:proofErr w:type="spellStart"/>
-      <w:proofErr w:type="gramStart"/>
-      <w:r>
-        <w:rPr>
-          <w:b/>
-          <w:bCs/>
-          <w:i/>
-          <w:iCs/>
-          <w:szCs w:val="28"/>
-        </w:rPr>
-        <w:t>m.n</w:t>
-      </w:r>
-      <w:proofErr w:type="spellEnd"/>
-      <w:proofErr w:type="gramEnd"/>
+        <w:t>±m.n</w:t>
+      </w:r>
       <w:r>
         <w:rPr>
           <w:b/>
@@ -2961,14 +2916,12 @@
             <w:r>
               <w:t>1</w:t>
             </w:r>
-            <w:proofErr w:type="gramStart"/>
             <w:r>
               <w:rPr>
                 <w:lang w:val="en-US"/>
               </w:rPr>
               <w:t>e  1</w:t>
             </w:r>
-            <w:proofErr w:type="gramEnd"/>
           </w:p>
         </w:tc>
         <w:tc>
@@ -3009,21 +2962,7 @@
               <w:rPr>
                 <w:lang w:val="en-US"/>
               </w:rPr>
-              <w:t>-.</w:t>
-            </w:r>
-            <w:proofErr w:type="gramStart"/>
-            <w:r>
-              <w:rPr>
-                <w:lang w:val="en-US"/>
-              </w:rPr>
-              <w:t>0004  E</w:t>
-            </w:r>
-            <w:proofErr w:type="gramEnd"/>
-            <w:r>
-              <w:rPr>
-                <w:lang w:val="en-US"/>
-              </w:rPr>
-              <w:t xml:space="preserve"> +14</w:t>
+              <w:t>-.0004  E +14</w:t>
             </w:r>
           </w:p>
         </w:tc>
@@ -3058,19 +2997,11 @@
             <w:pPr>
               <w:jc w:val="left"/>
             </w:pPr>
-            <w:proofErr w:type="gramStart"/>
-            <w:r>
-              <w:rPr>
-                <w:lang w:val="en-US"/>
-              </w:rPr>
-              <w:t>000000  e</w:t>
-            </w:r>
-            <w:proofErr w:type="gramEnd"/>
-            <w:r>
-              <w:rPr>
-                <w:lang w:val="en-US"/>
-              </w:rPr>
-              <w:t>+13</w:t>
+            <w:r>
+              <w:rPr>
+                <w:lang w:val="en-US"/>
+              </w:rPr>
+              <w:t>000000  e+13</w:t>
             </w:r>
             <w:r>
               <w:rPr>
@@ -3179,19 +3110,11 @@
                 <w:lang w:val="en-US"/>
               </w:rPr>
             </w:pPr>
-            <w:proofErr w:type="gramStart"/>
-            <w:r>
-              <w:rPr>
-                <w:lang w:val="en-US"/>
-              </w:rPr>
-              <w:t>.e</w:t>
-            </w:r>
-            <w:proofErr w:type="gramEnd"/>
-            <w:r>
-              <w:rPr>
-                <w:lang w:val="en-US"/>
-              </w:rPr>
-              <w:t>13</w:t>
+            <w:r>
+              <w:rPr>
+                <w:lang w:val="en-US"/>
+              </w:rPr>
+              <w:t>.e13</w:t>
             </w:r>
           </w:p>
         </w:tc>
@@ -3352,19 +3275,11 @@
                 <w:lang w:val="en-US"/>
               </w:rPr>
             </w:pPr>
-            <w:proofErr w:type="gramStart"/>
-            <w:r>
-              <w:rPr>
-                <w:lang w:val="en-US"/>
-              </w:rPr>
-              <w:t>1  e</w:t>
-            </w:r>
-            <w:proofErr w:type="gramEnd"/>
-            <w:r>
-              <w:rPr>
-                <w:lang w:val="en-US"/>
-              </w:rPr>
-              <w:t xml:space="preserve">  -00000</w:t>
+            <w:r>
+              <w:rPr>
+                <w:lang w:val="en-US"/>
+              </w:rPr>
+              <w:t>1  e  -00000</w:t>
             </w:r>
           </w:p>
         </w:tc>
@@ -3628,18 +3543,10 @@
         <w:t xml:space="preserve">Если в процессе вычислений мантисса выходит за предел, то происходит округление итогового числа </w:t>
       </w:r>
       <w:r>
-        <w:t xml:space="preserve">(если 31 </w:t>
-      </w:r>
-      <w:proofErr w:type="gramStart"/>
-      <w:r>
-        <w:t xml:space="preserve">цифра </w:t>
-      </w:r>
-      <w:r>
-        <w:t>&gt;</w:t>
-      </w:r>
-      <w:proofErr w:type="gramEnd"/>
-      <w:r>
-        <w:t xml:space="preserve">= </w:t>
+        <w:t xml:space="preserve">(если 31 цифра </w:t>
+      </w:r>
+      <w:r>
+        <w:t xml:space="preserve">&gt;= </w:t>
       </w:r>
       <w:r>
         <w:t>5, то округление производится в большую сторону, иначе 31 цифра отбрасывается)</w:t>
@@ -3819,16 +3726,8 @@
         <w:rPr>
           <w:lang w:val="en-US"/>
         </w:rPr>
-        <w:t xml:space="preserve">Incorrect number. Please, try </w:t>
-      </w:r>
-      <w:proofErr w:type="gramStart"/>
-      <w:r>
-        <w:rPr>
-          <w:lang w:val="en-US"/>
-        </w:rPr>
-        <w:t>again!»</w:t>
-      </w:r>
-      <w:proofErr w:type="gramEnd"/>
+        <w:t>Incorrect number. Please, try again!»</w:t>
+      </w:r>
     </w:p>
     <w:p>
       <w:pPr>
@@ -3902,22 +3801,14 @@
         <w:rPr>
           <w:lang w:val="en-US"/>
         </w:rPr>
-        <w:t xml:space="preserve">Error! Division by zero. Please, try </w:t>
-      </w:r>
-      <w:proofErr w:type="gramStart"/>
+        <w:t>Error! Division by zero. Please, try again!</w:t>
+      </w:r>
       <w:r>
         <w:rPr>
           <w:lang w:val="en-US"/>
         </w:rPr>
-        <w:t>again!</w:t>
-      </w:r>
-      <w:r>
-        <w:rPr>
-          <w:lang w:val="en-US"/>
-        </w:rPr>
         <w:t>»</w:t>
       </w:r>
-      <w:proofErr w:type="gramEnd"/>
       <w:r>
         <w:rPr>
           <w:lang w:val="en-US"/>
@@ -3994,22 +3885,14 @@
         <w:rPr>
           <w:lang w:val="en-US"/>
         </w:rPr>
-        <w:t xml:space="preserve">Error! An overflow occurred during the calculation. Please, try </w:t>
-      </w:r>
-      <w:proofErr w:type="gramStart"/>
+        <w:t>Error! An overflow occurred during the calculation. Please, try again!</w:t>
+      </w:r>
       <w:r>
         <w:rPr>
           <w:lang w:val="en-US"/>
         </w:rPr>
-        <w:t>again!</w:t>
-      </w:r>
-      <w:r>
-        <w:rPr>
-          <w:lang w:val="en-US"/>
-        </w:rPr>
         <w:t>»</w:t>
       </w:r>
-      <w:proofErr w:type="gramEnd"/>
       <w:r>
         <w:rPr>
           <w:lang w:val="en-US"/>
@@ -4238,43 +4121,7 @@
                 <w:color w:val="333333"/>
                 <w:lang w:val="en-US"/>
               </w:rPr>
-              <w:t xml:space="preserve"> </w:t>
-            </w:r>
-            <w:proofErr w:type="spellStart"/>
-            <w:r>
-              <w:rPr>
-                <w:rFonts w:ascii="Consolas" w:hAnsi="Consolas"/>
-                <w:color w:val="333333"/>
-                <w:lang w:val="en-US"/>
-              </w:rPr>
-              <w:t>whole_</w:t>
-            </w:r>
-            <w:proofErr w:type="gramStart"/>
-            <w:r>
-              <w:rPr>
-                <w:rFonts w:ascii="Consolas" w:hAnsi="Consolas"/>
-                <w:color w:val="333333"/>
-                <w:lang w:val="en-US"/>
-              </w:rPr>
-              <w:t>part</w:t>
-            </w:r>
-            <w:proofErr w:type="spellEnd"/>
-            <w:r>
-              <w:rPr>
-                <w:rFonts w:ascii="Consolas" w:hAnsi="Consolas"/>
-                <w:color w:val="333333"/>
-                <w:lang w:val="en-US"/>
-              </w:rPr>
-              <w:t>[</w:t>
-            </w:r>
-            <w:proofErr w:type="gramEnd"/>
-            <w:r>
-              <w:rPr>
-                <w:rFonts w:ascii="Consolas" w:hAnsi="Consolas"/>
-                <w:color w:val="333333"/>
-                <w:lang w:val="en-US"/>
-              </w:rPr>
-              <w:t xml:space="preserve">MAX_COUNT + </w:t>
+              <w:t xml:space="preserve"> whole_part[MAX_COUNT + </w:t>
             </w:r>
             <w:r>
               <w:rPr>
@@ -4359,43 +4206,7 @@
                 <w:color w:val="333333"/>
                 <w:lang w:val="en-US"/>
               </w:rPr>
-              <w:t xml:space="preserve"> </w:t>
-            </w:r>
-            <w:proofErr w:type="spellStart"/>
-            <w:r>
-              <w:rPr>
-                <w:rFonts w:ascii="Consolas" w:hAnsi="Consolas"/>
-                <w:color w:val="333333"/>
-                <w:lang w:val="en-US"/>
-              </w:rPr>
-              <w:t>real_</w:t>
-            </w:r>
-            <w:proofErr w:type="gramStart"/>
-            <w:r>
-              <w:rPr>
-                <w:rFonts w:ascii="Consolas" w:hAnsi="Consolas"/>
-                <w:color w:val="333333"/>
-                <w:lang w:val="en-US"/>
-              </w:rPr>
-              <w:t>part</w:t>
-            </w:r>
-            <w:proofErr w:type="spellEnd"/>
-            <w:r>
-              <w:rPr>
-                <w:rFonts w:ascii="Consolas" w:hAnsi="Consolas"/>
-                <w:color w:val="333333"/>
-                <w:lang w:val="en-US"/>
-              </w:rPr>
-              <w:t>[</w:t>
-            </w:r>
-            <w:proofErr w:type="gramEnd"/>
-            <w:r>
-              <w:rPr>
-                <w:rFonts w:ascii="Consolas" w:hAnsi="Consolas"/>
-                <w:color w:val="333333"/>
-                <w:lang w:val="en-US"/>
-              </w:rPr>
-              <w:t xml:space="preserve">MAX_COUNT + </w:t>
+              <w:t xml:space="preserve"> real_part[MAX_COUNT + </w:t>
             </w:r>
             <w:r>
               <w:rPr>
@@ -4513,25 +4324,7 @@
                 <w:color w:val="333333"/>
                 <w:lang w:val="en-US"/>
               </w:rPr>
-              <w:t xml:space="preserve">} </w:t>
-            </w:r>
-            <w:proofErr w:type="spellStart"/>
-            <w:r>
-              <w:rPr>
-                <w:rFonts w:ascii="Consolas" w:hAnsi="Consolas"/>
-                <w:color w:val="333333"/>
-                <w:lang w:val="en-US"/>
-              </w:rPr>
-              <w:t>my_number</w:t>
-            </w:r>
-            <w:proofErr w:type="spellEnd"/>
-            <w:r>
-              <w:rPr>
-                <w:rFonts w:ascii="Consolas" w:hAnsi="Consolas"/>
-                <w:color w:val="333333"/>
-                <w:lang w:val="en-US"/>
-              </w:rPr>
-              <w:t>;</w:t>
+              <w:t>} my_number;</w:t>
             </w:r>
           </w:p>
         </w:tc>
@@ -5618,21 +5411,7 @@
               <w:rPr>
                 <w:lang w:val="en-US"/>
               </w:rPr>
-              <w:t xml:space="preserve"> 9999; -36 </w:t>
-            </w:r>
-            <w:proofErr w:type="gramStart"/>
-            <w:r>
-              <w:rPr>
-                <w:lang w:val="en-US"/>
-              </w:rPr>
-              <w:t>e  -</w:t>
-            </w:r>
-            <w:proofErr w:type="gramEnd"/>
-            <w:r>
-              <w:rPr>
-                <w:lang w:val="en-US"/>
-              </w:rPr>
-              <w:t>3</w:t>
+              <w:t xml:space="preserve"> 9999; -36 e  -3</w:t>
             </w:r>
           </w:p>
         </w:tc>
@@ -6242,13 +6021,7 @@
         <w:t xml:space="preserve"> Например</w:t>
       </w:r>
       <w:r>
-        <w:t>, если под хранение целого положительного числа выделено 16</w:t>
-      </w:r>
-      <w:r>
-        <w:t xml:space="preserve"> </w:t>
-      </w:r>
-      <w:r>
-        <w:t>разрядов, то его максимальное значение не может превышать 2</w:t>
+        <w:t>, если под хранение целого положительного числа выделено 16 разрядов, то его максимальное значение не может превышать 2</w:t>
       </w:r>
       <w:r>
         <w:t>^1</w:t>
@@ -6307,14 +6080,7 @@
         <w:rPr>
           <w:sz w:val="28"/>
         </w:rPr>
-        <w:t>в виде X = M*</w:t>
-      </w:r>
-      <w:proofErr w:type="spellStart"/>
-      <w:r>
-        <w:rPr>
-          <w:sz w:val="28"/>
-        </w:rPr>
-        <w:t>E</w:t>
+        <w:t>в виде X = M*E</w:t>
       </w:r>
       <w:r>
         <w:rPr>
@@ -6326,14 +6092,7 @@
         <w:rPr>
           <w:sz w:val="28"/>
         </w:rPr>
-        <w:t>p</w:t>
-      </w:r>
-      <w:proofErr w:type="spellEnd"/>
-      <w:r>
-        <w:rPr>
-          <w:sz w:val="28"/>
-        </w:rPr>
-        <w:t>, где М – мантисса</w:t>
+        <w:t>p, где М – мантисса</w:t>
       </w:r>
       <w:r>
         <w:rPr>

--- a/lab_01/Отчет/ИУ7-31Б_Постнов_Степан_лр_1.docx
+++ b/lab_01/Отчет/ИУ7-31Б_Постнов_Степан_лр_1.docx
@@ -875,11 +875,17 @@
               <w:rPr>
                 <w:sz w:val="24"/>
                 <w:szCs w:val="24"/>
-              </w:rPr>
-              <w:t>Никульшина Т.А.</w:t>
-            </w:r>
-            <w:bookmarkStart w:id="1" w:name="_GoBack"/>
-            <w:bookmarkEnd w:id="1"/>
+                <w:lang w:val="en-US"/>
+              </w:rPr>
+              <w:t xml:space="preserve">                    </w:t>
+            </w:r>
+            <w:r>
+              <w:rPr>
+                <w:sz w:val="24"/>
+                <w:szCs w:val="24"/>
+              </w:rPr>
+              <w:t xml:space="preserve">  Силантьева А.В.</w:t>
+            </w:r>
           </w:p>
         </w:tc>
         <w:tc>
@@ -2172,8 +2178,8 @@
           <w:szCs w:val="28"/>
         </w:rPr>
       </w:pPr>
-      <w:bookmarkStart w:id="2" w:name="__RefHeading___Toc1850_1830211148"/>
-      <w:bookmarkStart w:id="3" w:name="_Toc114397633"/>
+      <w:bookmarkStart w:id="1" w:name="__RefHeading___Toc1850_1830211148"/>
+      <w:bookmarkStart w:id="2" w:name="_Toc114397633"/>
       <w:r>
         <w:rPr>
           <w:rFonts w:ascii="Times New Roman" w:hAnsi="Times New Roman"/>
@@ -2183,8 +2189,8 @@
         <w:lastRenderedPageBreak/>
         <w:t>Условие задачи</w:t>
       </w:r>
+      <w:bookmarkEnd w:id="1"/>
       <w:bookmarkEnd w:id="2"/>
-      <w:bookmarkEnd w:id="3"/>
     </w:p>
     <w:p>
       <w:pPr>
@@ -2486,8 +2492,8 @@
           <w:szCs w:val="28"/>
         </w:rPr>
       </w:pPr>
-      <w:bookmarkStart w:id="4" w:name="__RefHeading___Toc1852_1830211148"/>
-      <w:bookmarkStart w:id="5" w:name="_Toc114397634"/>
+      <w:bookmarkStart w:id="3" w:name="__RefHeading___Toc1852_1830211148"/>
+      <w:bookmarkStart w:id="4" w:name="_Toc114397634"/>
       <w:r>
         <w:rPr>
           <w:rFonts w:ascii="Times New Roman" w:hAnsi="Times New Roman"/>
@@ -2496,8 +2502,8 @@
         </w:rPr>
         <w:t>Описание ТЗ</w:t>
       </w:r>
+      <w:bookmarkEnd w:id="3"/>
       <w:bookmarkEnd w:id="4"/>
-      <w:bookmarkEnd w:id="5"/>
     </w:p>
     <w:p>
       <w:pPr>
@@ -2509,8 +2515,8 @@
           <w:szCs w:val="28"/>
         </w:rPr>
       </w:pPr>
-      <w:bookmarkStart w:id="6" w:name="__RefHeading___Toc1854_1830211148"/>
-      <w:bookmarkStart w:id="7" w:name="_Toc114397635"/>
+      <w:bookmarkStart w:id="5" w:name="__RefHeading___Toc1854_1830211148"/>
+      <w:bookmarkStart w:id="6" w:name="_Toc114397635"/>
       <w:r>
         <w:rPr>
           <w:rFonts w:ascii="Times New Roman" w:hAnsi="Times New Roman"/>
@@ -2519,8 +2525,8 @@
         </w:rPr>
         <w:t>1. Описание входных данных</w:t>
       </w:r>
+      <w:bookmarkEnd w:id="5"/>
       <w:bookmarkEnd w:id="6"/>
-      <w:bookmarkEnd w:id="7"/>
     </w:p>
     <w:p>
       <w:r>
@@ -2805,7 +2811,7 @@
           <w:szCs w:val="28"/>
         </w:rPr>
       </w:pPr>
-      <w:bookmarkStart w:id="8" w:name="_Toc114397636"/>
+      <w:bookmarkStart w:id="7" w:name="_Toc114397636"/>
       <w:r>
         <w:rPr>
           <w:rFonts w:ascii="Times New Roman" w:hAnsi="Times New Roman"/>
@@ -2823,7 +2829,7 @@
         </w:rPr>
         <w:t>Примеры ввода</w:t>
       </w:r>
-      <w:bookmarkEnd w:id="8"/>
+      <w:bookmarkEnd w:id="7"/>
     </w:p>
     <w:p>
       <w:pPr>
@@ -3394,7 +3400,7 @@
           <w:szCs w:val="28"/>
         </w:rPr>
       </w:pPr>
-      <w:bookmarkStart w:id="9" w:name="_Toc114397637"/>
+      <w:bookmarkStart w:id="8" w:name="_Toc114397637"/>
       <w:r>
         <w:rPr>
           <w:rFonts w:ascii="Times New Roman" w:hAnsi="Times New Roman"/>
@@ -3411,7 +3417,7 @@
         </w:rPr>
         <w:t>. Описание результатов работы программы</w:t>
       </w:r>
-      <w:bookmarkEnd w:id="9"/>
+      <w:bookmarkEnd w:id="8"/>
     </w:p>
     <w:p>
       <w:r>
@@ -3566,7 +3572,7 @@
         <w:lastRenderedPageBreak/>
         <w:t xml:space="preserve"> </w:t>
       </w:r>
-      <w:bookmarkStart w:id="10" w:name="_Toc114397638"/>
+      <w:bookmarkStart w:id="9" w:name="_Toc114397638"/>
       <w:r>
         <w:rPr>
           <w:rFonts w:ascii="Times New Roman" w:hAnsi="Times New Roman"/>
@@ -3591,67 +3597,67 @@
         </w:rPr>
         <w:t>Способ обращения к программе</w:t>
       </w:r>
+      <w:bookmarkEnd w:id="9"/>
+    </w:p>
+    <w:p>
+      <w:r>
+        <w:t>Обращение к программе производится путем запуска исполняемого файла «</w:t>
+      </w:r>
+      <w:r>
+        <w:rPr>
+          <w:lang w:val="en-US"/>
+        </w:rPr>
+        <w:t>app</w:t>
+      </w:r>
+      <w:r>
+        <w:t>.</w:t>
+      </w:r>
+      <w:r>
+        <w:rPr>
+          <w:lang w:val="en-US"/>
+        </w:rPr>
+        <w:t>exe</w:t>
+      </w:r>
+      <w:r>
+        <w:t>»</w:t>
+      </w:r>
+      <w:r>
+        <w:t xml:space="preserve"> </w:t>
+      </w:r>
+      <w:r>
+        <w:t>из командной строки.</w:t>
+      </w:r>
+    </w:p>
+    <w:p/>
+    <w:p>
+      <w:pPr>
+        <w:pStyle w:val="2"/>
+        <w:rPr>
+          <w:rFonts w:ascii="Times New Roman" w:hAnsi="Times New Roman"/>
+          <w:sz w:val="28"/>
+          <w:szCs w:val="28"/>
+        </w:rPr>
+      </w:pPr>
+      <w:bookmarkStart w:id="10" w:name="__RefHeading___Toc1860_1830211148"/>
+      <w:bookmarkStart w:id="11" w:name="_Toc114397639"/>
+      <w:r>
+        <w:rPr>
+          <w:rFonts w:ascii="Times New Roman" w:hAnsi="Times New Roman"/>
+          <w:sz w:val="28"/>
+          <w:szCs w:val="28"/>
+        </w:rPr>
+        <w:t>5</w:t>
+      </w:r>
+      <w:r>
+        <w:rPr>
+          <w:rFonts w:ascii="Times New Roman" w:hAnsi="Times New Roman"/>
+          <w:sz w:val="28"/>
+          <w:szCs w:val="28"/>
+        </w:rPr>
+        <w:t>. Описание возможных аварийных ситуаций и ошибок пользователя</w:t>
+      </w:r>
       <w:bookmarkEnd w:id="10"/>
-    </w:p>
-    <w:p>
-      <w:r>
-        <w:t>Обращение к программе производится путем запуска исполняемого файла «</w:t>
-      </w:r>
-      <w:r>
-        <w:rPr>
-          <w:lang w:val="en-US"/>
-        </w:rPr>
-        <w:t>app</w:t>
-      </w:r>
-      <w:r>
-        <w:t>.</w:t>
-      </w:r>
-      <w:r>
-        <w:rPr>
-          <w:lang w:val="en-US"/>
-        </w:rPr>
-        <w:t>exe</w:t>
-      </w:r>
-      <w:r>
-        <w:t>»</w:t>
-      </w:r>
-      <w:r>
-        <w:t xml:space="preserve"> </w:t>
-      </w:r>
-      <w:r>
-        <w:t>из командной строки.</w:t>
-      </w:r>
-    </w:p>
-    <w:p/>
-    <w:p>
-      <w:pPr>
-        <w:pStyle w:val="2"/>
-        <w:rPr>
-          <w:rFonts w:ascii="Times New Roman" w:hAnsi="Times New Roman"/>
-          <w:sz w:val="28"/>
-          <w:szCs w:val="28"/>
-        </w:rPr>
-      </w:pPr>
-      <w:bookmarkStart w:id="11" w:name="__RefHeading___Toc1860_1830211148"/>
-      <w:bookmarkStart w:id="12" w:name="_Toc114397639"/>
-      <w:r>
-        <w:rPr>
-          <w:rFonts w:ascii="Times New Roman" w:hAnsi="Times New Roman"/>
-          <w:sz w:val="28"/>
-          <w:szCs w:val="28"/>
-        </w:rPr>
-        <w:t>5</w:t>
-      </w:r>
-      <w:r>
-        <w:rPr>
-          <w:rFonts w:ascii="Times New Roman" w:hAnsi="Times New Roman"/>
-          <w:sz w:val="28"/>
-          <w:szCs w:val="28"/>
-        </w:rPr>
-        <w:t>. Описание возможных аварийных ситуаций и ошибок пользователя</w:t>
-      </w:r>
       <w:bookmarkEnd w:id="11"/>
-      <w:bookmarkEnd w:id="12"/>
     </w:p>
     <w:p/>
     <w:p>
@@ -3919,8 +3925,8 @@
           <w:szCs w:val="28"/>
         </w:rPr>
       </w:pPr>
-      <w:bookmarkStart w:id="13" w:name="__RefHeading___Toc1862_1830211148"/>
-      <w:bookmarkStart w:id="14" w:name="_Toc114397640"/>
+      <w:bookmarkStart w:id="12" w:name="__RefHeading___Toc1862_1830211148"/>
+      <w:bookmarkStart w:id="13" w:name="_Toc114397640"/>
       <w:r>
         <w:rPr>
           <w:rFonts w:ascii="Times New Roman" w:hAnsi="Times New Roman"/>
@@ -3929,8 +3935,8 @@
         </w:rPr>
         <w:t>Описание внутренних структур данных</w:t>
       </w:r>
+      <w:bookmarkEnd w:id="12"/>
       <w:bookmarkEnd w:id="13"/>
-      <w:bookmarkEnd w:id="14"/>
     </w:p>
     <w:p>
       <w:r>
@@ -3956,46 +3962,72 @@
           </w:tcPr>
           <w:p>
             <w:pPr>
-              <w:pStyle w:val="HTML"/>
+              <w:widowControl/>
+              <w:tabs>
+                <w:tab w:val="left" w:pos="916"/>
+                <w:tab w:val="left" w:pos="1832"/>
+                <w:tab w:val="left" w:pos="2748"/>
+                <w:tab w:val="left" w:pos="3664"/>
+                <w:tab w:val="left" w:pos="4580"/>
+                <w:tab w:val="left" w:pos="5496"/>
+                <w:tab w:val="left" w:pos="6412"/>
+                <w:tab w:val="left" w:pos="7328"/>
+                <w:tab w:val="left" w:pos="8244"/>
+                <w:tab w:val="left" w:pos="9160"/>
+                <w:tab w:val="left" w:pos="10076"/>
+                <w:tab w:val="left" w:pos="10992"/>
+                <w:tab w:val="left" w:pos="11908"/>
+                <w:tab w:val="left" w:pos="12824"/>
+                <w:tab w:val="left" w:pos="13740"/>
+                <w:tab w:val="left" w:pos="14656"/>
+              </w:tabs>
+              <w:suppressAutoHyphens w:val="0"/>
+              <w:autoSpaceDN/>
               <w:spacing w:line="244" w:lineRule="atLeast"/>
-              <w:rPr>
-                <w:rFonts w:ascii="Consolas" w:hAnsi="Consolas"/>
+              <w:jc w:val="left"/>
+              <w:rPr>
+                <w:rFonts w:ascii="Consolas" w:hAnsi="Consolas" w:cs="Courier New"/>
                 <w:color w:val="333333"/>
-                <w:lang w:val="en-US"/>
-              </w:rPr>
-            </w:pPr>
-            <w:r>
-              <w:rPr>
-                <w:rFonts w:ascii="Consolas" w:hAnsi="Consolas"/>
+                <w:sz w:val="20"/>
+                <w:lang w:val="en-US"/>
+              </w:rPr>
+            </w:pPr>
+            <w:r>
+              <w:rPr>
+                <w:rFonts w:ascii="Consolas" w:hAnsi="Consolas" w:cs="Courier New"/>
                 <w:b/>
                 <w:bCs/>
                 <w:color w:val="008800"/>
+                <w:sz w:val="20"/>
                 <w:lang w:val="en-US"/>
               </w:rPr>
               <w:t>typedef</w:t>
             </w:r>
             <w:r>
               <w:rPr>
-                <w:rFonts w:ascii="Consolas" w:hAnsi="Consolas"/>
+                <w:rFonts w:ascii="Consolas" w:hAnsi="Consolas" w:cs="Courier New"/>
                 <w:color w:val="333333"/>
+                <w:sz w:val="20"/>
                 <w:lang w:val="en-US"/>
               </w:rPr>
               <w:t xml:space="preserve"> </w:t>
             </w:r>
             <w:r>
               <w:rPr>
-                <w:rFonts w:ascii="Consolas" w:hAnsi="Consolas"/>
+                <w:rFonts w:ascii="Consolas" w:hAnsi="Consolas" w:cs="Courier New"/>
                 <w:b/>
                 <w:bCs/>
                 <w:color w:val="008800"/>
+                <w:sz w:val="20"/>
                 <w:lang w:val="en-US"/>
               </w:rPr>
               <w:t>struct</w:t>
             </w:r>
             <w:r>
               <w:rPr>
-                <w:rFonts w:ascii="Consolas" w:hAnsi="Consolas"/>
+                <w:rFonts w:ascii="Consolas" w:hAnsi="Consolas" w:cs="Courier New"/>
                 <w:color w:val="333333"/>
+                <w:sz w:val="20"/>
                 <w:lang w:val="en-US"/>
               </w:rPr>
               <w:t xml:space="preserve"> number</w:t>
@@ -4003,18 +4035,41 @@
           </w:p>
           <w:p>
             <w:pPr>
-              <w:pStyle w:val="HTML"/>
+              <w:widowControl/>
+              <w:tabs>
+                <w:tab w:val="left" w:pos="916"/>
+                <w:tab w:val="left" w:pos="1832"/>
+                <w:tab w:val="left" w:pos="2748"/>
+                <w:tab w:val="left" w:pos="3664"/>
+                <w:tab w:val="left" w:pos="4580"/>
+                <w:tab w:val="left" w:pos="5496"/>
+                <w:tab w:val="left" w:pos="6412"/>
+                <w:tab w:val="left" w:pos="7328"/>
+                <w:tab w:val="left" w:pos="8244"/>
+                <w:tab w:val="left" w:pos="9160"/>
+                <w:tab w:val="left" w:pos="10076"/>
+                <w:tab w:val="left" w:pos="10992"/>
+                <w:tab w:val="left" w:pos="11908"/>
+                <w:tab w:val="left" w:pos="12824"/>
+                <w:tab w:val="left" w:pos="13740"/>
+                <w:tab w:val="left" w:pos="14656"/>
+              </w:tabs>
+              <w:suppressAutoHyphens w:val="0"/>
+              <w:autoSpaceDN/>
               <w:spacing w:line="244" w:lineRule="atLeast"/>
-              <w:rPr>
-                <w:rFonts w:ascii="Consolas" w:hAnsi="Consolas"/>
+              <w:jc w:val="left"/>
+              <w:rPr>
+                <w:rFonts w:ascii="Consolas" w:hAnsi="Consolas" w:cs="Courier New"/>
                 <w:color w:val="333333"/>
-                <w:lang w:val="en-US"/>
-              </w:rPr>
-            </w:pPr>
-            <w:r>
-              <w:rPr>
-                <w:rFonts w:ascii="Consolas" w:hAnsi="Consolas"/>
+                <w:sz w:val="20"/>
+                <w:lang w:val="en-US"/>
+              </w:rPr>
+            </w:pPr>
+            <w:r>
+              <w:rPr>
+                <w:rFonts w:ascii="Consolas" w:hAnsi="Consolas" w:cs="Courier New"/>
                 <w:color w:val="333333"/>
+                <w:sz w:val="20"/>
                 <w:lang w:val="en-US"/>
               </w:rPr>
               <w:t>{</w:t>
@@ -4022,306 +4077,616 @@
           </w:p>
           <w:p>
             <w:pPr>
-              <w:pStyle w:val="HTML"/>
+              <w:widowControl/>
+              <w:tabs>
+                <w:tab w:val="left" w:pos="916"/>
+                <w:tab w:val="left" w:pos="1832"/>
+                <w:tab w:val="left" w:pos="2748"/>
+                <w:tab w:val="left" w:pos="3664"/>
+                <w:tab w:val="left" w:pos="4580"/>
+                <w:tab w:val="left" w:pos="5496"/>
+                <w:tab w:val="left" w:pos="6412"/>
+                <w:tab w:val="left" w:pos="7328"/>
+                <w:tab w:val="left" w:pos="8244"/>
+                <w:tab w:val="left" w:pos="9160"/>
+                <w:tab w:val="left" w:pos="10076"/>
+                <w:tab w:val="left" w:pos="10992"/>
+                <w:tab w:val="left" w:pos="11908"/>
+                <w:tab w:val="left" w:pos="12824"/>
+                <w:tab w:val="left" w:pos="13740"/>
+                <w:tab w:val="left" w:pos="14656"/>
+              </w:tabs>
+              <w:suppressAutoHyphens w:val="0"/>
+              <w:autoSpaceDN/>
               <w:spacing w:line="244" w:lineRule="atLeast"/>
-              <w:rPr>
-                <w:rFonts w:ascii="Consolas" w:hAnsi="Consolas"/>
+              <w:jc w:val="left"/>
+              <w:rPr>
+                <w:rFonts w:ascii="Consolas" w:hAnsi="Consolas" w:cs="Courier New"/>
                 <w:color w:val="333333"/>
-                <w:lang w:val="en-US"/>
-              </w:rPr>
-            </w:pPr>
-            <w:r>
-              <w:rPr>
-                <w:rFonts w:ascii="Consolas" w:hAnsi="Consolas"/>
+                <w:sz w:val="20"/>
+                <w:lang w:val="en-US"/>
+              </w:rPr>
+            </w:pPr>
+            <w:r>
+              <w:rPr>
+                <w:rFonts w:ascii="Consolas" w:hAnsi="Consolas" w:cs="Courier New"/>
                 <w:color w:val="333333"/>
+                <w:sz w:val="20"/>
                 <w:lang w:val="en-US"/>
               </w:rPr>
               <w:t xml:space="preserve">    </w:t>
             </w:r>
             <w:r>
               <w:rPr>
-                <w:rFonts w:ascii="Consolas" w:hAnsi="Consolas"/>
+                <w:rFonts w:ascii="Consolas" w:hAnsi="Consolas" w:cs="Courier New"/>
+                <w:color w:val="888888"/>
+                <w:sz w:val="20"/>
+                <w:lang w:val="en-US"/>
+              </w:rPr>
+              <w:t>/*</w:t>
+            </w:r>
+          </w:p>
+          <w:p>
+            <w:pPr>
+              <w:widowControl/>
+              <w:tabs>
+                <w:tab w:val="left" w:pos="916"/>
+                <w:tab w:val="left" w:pos="1832"/>
+                <w:tab w:val="left" w:pos="2748"/>
+                <w:tab w:val="left" w:pos="3664"/>
+                <w:tab w:val="left" w:pos="4580"/>
+                <w:tab w:val="left" w:pos="5496"/>
+                <w:tab w:val="left" w:pos="6412"/>
+                <w:tab w:val="left" w:pos="7328"/>
+                <w:tab w:val="left" w:pos="8244"/>
+                <w:tab w:val="left" w:pos="9160"/>
+                <w:tab w:val="left" w:pos="10076"/>
+                <w:tab w:val="left" w:pos="10992"/>
+                <w:tab w:val="left" w:pos="11908"/>
+                <w:tab w:val="left" w:pos="12824"/>
+                <w:tab w:val="left" w:pos="13740"/>
+                <w:tab w:val="left" w:pos="14656"/>
+              </w:tabs>
+              <w:suppressAutoHyphens w:val="0"/>
+              <w:autoSpaceDN/>
+              <w:spacing w:line="244" w:lineRule="atLeast"/>
+              <w:jc w:val="left"/>
+              <w:rPr>
+                <w:rFonts w:ascii="Consolas" w:hAnsi="Consolas" w:cs="Courier New"/>
+                <w:color w:val="333333"/>
+                <w:sz w:val="20"/>
+                <w:lang w:val="en-US"/>
+              </w:rPr>
+            </w:pPr>
+            <w:r>
+              <w:rPr>
+                <w:rFonts w:ascii="Consolas" w:hAnsi="Consolas" w:cs="Courier New"/>
+                <w:color w:val="888888"/>
+                <w:sz w:val="20"/>
+                <w:lang w:val="en-US"/>
+              </w:rPr>
+              <w:t xml:space="preserve">    MAX_COUNT = 32</w:t>
+            </w:r>
+          </w:p>
+          <w:p>
+            <w:pPr>
+              <w:widowControl/>
+              <w:tabs>
+                <w:tab w:val="left" w:pos="916"/>
+                <w:tab w:val="left" w:pos="1832"/>
+                <w:tab w:val="left" w:pos="2748"/>
+                <w:tab w:val="left" w:pos="3664"/>
+                <w:tab w:val="left" w:pos="4580"/>
+                <w:tab w:val="left" w:pos="5496"/>
+                <w:tab w:val="left" w:pos="6412"/>
+                <w:tab w:val="left" w:pos="7328"/>
+                <w:tab w:val="left" w:pos="8244"/>
+                <w:tab w:val="left" w:pos="9160"/>
+                <w:tab w:val="left" w:pos="10076"/>
+                <w:tab w:val="left" w:pos="10992"/>
+                <w:tab w:val="left" w:pos="11908"/>
+                <w:tab w:val="left" w:pos="12824"/>
+                <w:tab w:val="left" w:pos="13740"/>
+                <w:tab w:val="left" w:pos="14656"/>
+              </w:tabs>
+              <w:suppressAutoHyphens w:val="0"/>
+              <w:autoSpaceDN/>
+              <w:spacing w:line="244" w:lineRule="atLeast"/>
+              <w:jc w:val="left"/>
+              <w:rPr>
+                <w:rFonts w:ascii="Consolas" w:hAnsi="Consolas" w:cs="Courier New"/>
+                <w:color w:val="333333"/>
+                <w:sz w:val="20"/>
+                <w:lang w:val="en-US"/>
+              </w:rPr>
+            </w:pPr>
+            <w:r>
+              <w:rPr>
+                <w:rFonts w:ascii="Consolas" w:hAnsi="Consolas" w:cs="Courier New"/>
+                <w:color w:val="888888"/>
+                <w:sz w:val="20"/>
+                <w:lang w:val="en-US"/>
+              </w:rPr>
+              <w:t xml:space="preserve">    */</w:t>
+            </w:r>
+          </w:p>
+          <w:p>
+            <w:pPr>
+              <w:widowControl/>
+              <w:tabs>
+                <w:tab w:val="left" w:pos="916"/>
+                <w:tab w:val="left" w:pos="1832"/>
+                <w:tab w:val="left" w:pos="2748"/>
+                <w:tab w:val="left" w:pos="3664"/>
+                <w:tab w:val="left" w:pos="4580"/>
+                <w:tab w:val="left" w:pos="5496"/>
+                <w:tab w:val="left" w:pos="6412"/>
+                <w:tab w:val="left" w:pos="7328"/>
+                <w:tab w:val="left" w:pos="8244"/>
+                <w:tab w:val="left" w:pos="9160"/>
+                <w:tab w:val="left" w:pos="10076"/>
+                <w:tab w:val="left" w:pos="10992"/>
+                <w:tab w:val="left" w:pos="11908"/>
+                <w:tab w:val="left" w:pos="12824"/>
+                <w:tab w:val="left" w:pos="13740"/>
+                <w:tab w:val="left" w:pos="14656"/>
+              </w:tabs>
+              <w:suppressAutoHyphens w:val="0"/>
+              <w:autoSpaceDN/>
+              <w:spacing w:line="244" w:lineRule="atLeast"/>
+              <w:jc w:val="left"/>
+              <w:rPr>
+                <w:rFonts w:ascii="Consolas" w:hAnsi="Consolas" w:cs="Courier New"/>
+                <w:color w:val="333333"/>
+                <w:sz w:val="20"/>
+                <w:lang w:val="en-US"/>
+              </w:rPr>
+            </w:pPr>
+          </w:p>
+          <w:p>
+            <w:pPr>
+              <w:widowControl/>
+              <w:tabs>
+                <w:tab w:val="left" w:pos="916"/>
+                <w:tab w:val="left" w:pos="1832"/>
+                <w:tab w:val="left" w:pos="2748"/>
+                <w:tab w:val="left" w:pos="3664"/>
+                <w:tab w:val="left" w:pos="4580"/>
+                <w:tab w:val="left" w:pos="5496"/>
+                <w:tab w:val="left" w:pos="6412"/>
+                <w:tab w:val="left" w:pos="7328"/>
+                <w:tab w:val="left" w:pos="8244"/>
+                <w:tab w:val="left" w:pos="9160"/>
+                <w:tab w:val="left" w:pos="10076"/>
+                <w:tab w:val="left" w:pos="10992"/>
+                <w:tab w:val="left" w:pos="11908"/>
+                <w:tab w:val="left" w:pos="12824"/>
+                <w:tab w:val="left" w:pos="13740"/>
+                <w:tab w:val="left" w:pos="14656"/>
+              </w:tabs>
+              <w:suppressAutoHyphens w:val="0"/>
+              <w:autoSpaceDN/>
+              <w:spacing w:line="244" w:lineRule="atLeast"/>
+              <w:jc w:val="left"/>
+              <w:rPr>
+                <w:rFonts w:ascii="Consolas" w:hAnsi="Consolas" w:cs="Courier New"/>
+                <w:color w:val="333333"/>
+                <w:sz w:val="20"/>
+                <w:lang w:val="en-US"/>
+              </w:rPr>
+            </w:pPr>
+            <w:r>
+              <w:rPr>
+                <w:rFonts w:ascii="Consolas" w:hAnsi="Consolas" w:cs="Courier New"/>
+                <w:color w:val="333333"/>
+                <w:sz w:val="20"/>
+                <w:lang w:val="en-US"/>
+              </w:rPr>
+              <w:t xml:space="preserve">    </w:t>
+            </w:r>
+            <w:r>
+              <w:rPr>
+                <w:rFonts w:ascii="Consolas" w:hAnsi="Consolas" w:cs="Courier New"/>
                 <w:b/>
                 <w:bCs/>
                 <w:color w:val="888888"/>
+                <w:sz w:val="20"/>
                 <w:lang w:val="en-US"/>
               </w:rPr>
               <w:t>char</w:t>
             </w:r>
             <w:r>
               <w:rPr>
-                <w:rFonts w:ascii="Consolas" w:hAnsi="Consolas"/>
+                <w:rFonts w:ascii="Consolas" w:hAnsi="Consolas" w:cs="Courier New"/>
                 <w:color w:val="333333"/>
+                <w:sz w:val="20"/>
                 <w:lang w:val="en-US"/>
               </w:rPr>
               <w:t xml:space="preserve"> sign; </w:t>
             </w:r>
             <w:r>
               <w:rPr>
-                <w:rFonts w:ascii="Consolas" w:hAnsi="Consolas"/>
+                <w:rFonts w:ascii="Consolas" w:hAnsi="Consolas" w:cs="Courier New"/>
                 <w:color w:val="888888"/>
+                <w:sz w:val="20"/>
                 <w:lang w:val="en-US"/>
               </w:rPr>
               <w:t xml:space="preserve">// </w:t>
             </w:r>
             <w:r>
               <w:rPr>
-                <w:rFonts w:ascii="Consolas" w:hAnsi="Consolas"/>
+                <w:rFonts w:ascii="Consolas" w:hAnsi="Consolas" w:cs="Courier New"/>
                 <w:color w:val="888888"/>
+                <w:sz w:val="20"/>
               </w:rPr>
               <w:t>Знак</w:t>
             </w:r>
             <w:r>
               <w:rPr>
-                <w:rFonts w:ascii="Consolas" w:hAnsi="Consolas"/>
+                <w:rFonts w:ascii="Consolas" w:hAnsi="Consolas" w:cs="Courier New"/>
                 <w:color w:val="888888"/>
+                <w:sz w:val="20"/>
                 <w:lang w:val="en-US"/>
               </w:rPr>
               <w:t xml:space="preserve"> </w:t>
             </w:r>
             <w:r>
               <w:rPr>
-                <w:rFonts w:ascii="Consolas" w:hAnsi="Consolas"/>
+                <w:rFonts w:ascii="Consolas" w:hAnsi="Consolas" w:cs="Courier New"/>
                 <w:color w:val="888888"/>
+                <w:sz w:val="20"/>
               </w:rPr>
               <w:t>числа</w:t>
             </w:r>
           </w:p>
           <w:p>
             <w:pPr>
-              <w:pStyle w:val="HTML"/>
+              <w:widowControl/>
+              <w:tabs>
+                <w:tab w:val="left" w:pos="916"/>
+                <w:tab w:val="left" w:pos="1832"/>
+                <w:tab w:val="left" w:pos="2748"/>
+                <w:tab w:val="left" w:pos="3664"/>
+                <w:tab w:val="left" w:pos="4580"/>
+                <w:tab w:val="left" w:pos="5496"/>
+                <w:tab w:val="left" w:pos="6412"/>
+                <w:tab w:val="left" w:pos="7328"/>
+                <w:tab w:val="left" w:pos="8244"/>
+                <w:tab w:val="left" w:pos="9160"/>
+                <w:tab w:val="left" w:pos="10076"/>
+                <w:tab w:val="left" w:pos="10992"/>
+                <w:tab w:val="left" w:pos="11908"/>
+                <w:tab w:val="left" w:pos="12824"/>
+                <w:tab w:val="left" w:pos="13740"/>
+                <w:tab w:val="left" w:pos="14656"/>
+              </w:tabs>
+              <w:suppressAutoHyphens w:val="0"/>
+              <w:autoSpaceDN/>
               <w:spacing w:line="244" w:lineRule="atLeast"/>
-              <w:rPr>
-                <w:rFonts w:ascii="Consolas" w:hAnsi="Consolas"/>
+              <w:jc w:val="left"/>
+              <w:rPr>
+                <w:rFonts w:ascii="Consolas" w:hAnsi="Consolas" w:cs="Courier New"/>
                 <w:color w:val="333333"/>
-                <w:lang w:val="en-US"/>
-              </w:rPr>
-            </w:pPr>
-            <w:r>
-              <w:rPr>
-                <w:rFonts w:ascii="Consolas" w:hAnsi="Consolas"/>
+                <w:sz w:val="20"/>
+                <w:lang w:val="en-US"/>
+              </w:rPr>
+            </w:pPr>
+            <w:r>
+              <w:rPr>
+                <w:rFonts w:ascii="Consolas" w:hAnsi="Consolas" w:cs="Courier New"/>
                 <w:color w:val="333333"/>
+                <w:sz w:val="20"/>
                 <w:lang w:val="en-US"/>
               </w:rPr>
               <w:t xml:space="preserve">    </w:t>
             </w:r>
             <w:r>
               <w:rPr>
-                <w:rFonts w:ascii="Consolas" w:hAnsi="Consolas"/>
+                <w:rFonts w:ascii="Consolas" w:hAnsi="Consolas" w:cs="Courier New"/>
                 <w:b/>
                 <w:bCs/>
                 <w:color w:val="888888"/>
+                <w:sz w:val="20"/>
                 <w:lang w:val="en-US"/>
               </w:rPr>
               <w:t>int</w:t>
             </w:r>
             <w:r>
               <w:rPr>
-                <w:rFonts w:ascii="Consolas" w:hAnsi="Consolas"/>
+                <w:rFonts w:ascii="Consolas" w:hAnsi="Consolas" w:cs="Courier New"/>
                 <w:color w:val="333333"/>
+                <w:sz w:val="20"/>
                 <w:lang w:val="en-US"/>
               </w:rPr>
               <w:t xml:space="preserve"> whole_part[MAX_COUNT + </w:t>
             </w:r>
             <w:r>
               <w:rPr>
-                <w:rFonts w:ascii="Consolas" w:hAnsi="Consolas"/>
+                <w:rFonts w:ascii="Consolas" w:hAnsi="Consolas" w:cs="Courier New"/>
                 <w:b/>
                 <w:bCs/>
                 <w:color w:val="0000DD"/>
+                <w:sz w:val="20"/>
                 <w:lang w:val="en-US"/>
               </w:rPr>
               <w:t>1</w:t>
             </w:r>
             <w:r>
               <w:rPr>
-                <w:rFonts w:ascii="Consolas" w:hAnsi="Consolas"/>
+                <w:rFonts w:ascii="Consolas" w:hAnsi="Consolas" w:cs="Courier New"/>
                 <w:color w:val="333333"/>
+                <w:sz w:val="20"/>
                 <w:lang w:val="en-US"/>
               </w:rPr>
               <w:t xml:space="preserve">]; </w:t>
             </w:r>
             <w:r>
               <w:rPr>
-                <w:rFonts w:ascii="Consolas" w:hAnsi="Consolas"/>
+                <w:rFonts w:ascii="Consolas" w:hAnsi="Consolas" w:cs="Courier New"/>
                 <w:color w:val="888888"/>
+                <w:sz w:val="20"/>
                 <w:lang w:val="en-US"/>
               </w:rPr>
               <w:t xml:space="preserve">// </w:t>
             </w:r>
             <w:r>
               <w:rPr>
-                <w:rFonts w:ascii="Consolas" w:hAnsi="Consolas"/>
+                <w:rFonts w:ascii="Consolas" w:hAnsi="Consolas" w:cs="Courier New"/>
                 <w:color w:val="888888"/>
+                <w:sz w:val="20"/>
               </w:rPr>
               <w:t>Целая</w:t>
             </w:r>
             <w:r>
               <w:rPr>
-                <w:rFonts w:ascii="Consolas" w:hAnsi="Consolas"/>
+                <w:rFonts w:ascii="Consolas" w:hAnsi="Consolas" w:cs="Courier New"/>
                 <w:color w:val="888888"/>
+                <w:sz w:val="20"/>
                 <w:lang w:val="en-US"/>
               </w:rPr>
               <w:t xml:space="preserve"> </w:t>
             </w:r>
             <w:r>
               <w:rPr>
-                <w:rFonts w:ascii="Consolas" w:hAnsi="Consolas"/>
+                <w:rFonts w:ascii="Consolas" w:hAnsi="Consolas" w:cs="Courier New"/>
                 <w:color w:val="888888"/>
+                <w:sz w:val="20"/>
               </w:rPr>
               <w:t>часть</w:t>
             </w:r>
           </w:p>
           <w:p>
             <w:pPr>
-              <w:pStyle w:val="HTML"/>
+              <w:widowControl/>
+              <w:tabs>
+                <w:tab w:val="left" w:pos="916"/>
+                <w:tab w:val="left" w:pos="1832"/>
+                <w:tab w:val="left" w:pos="2748"/>
+                <w:tab w:val="left" w:pos="3664"/>
+                <w:tab w:val="left" w:pos="4580"/>
+                <w:tab w:val="left" w:pos="5496"/>
+                <w:tab w:val="left" w:pos="6412"/>
+                <w:tab w:val="left" w:pos="7328"/>
+                <w:tab w:val="left" w:pos="8244"/>
+                <w:tab w:val="left" w:pos="9160"/>
+                <w:tab w:val="left" w:pos="10076"/>
+                <w:tab w:val="left" w:pos="10992"/>
+                <w:tab w:val="left" w:pos="11908"/>
+                <w:tab w:val="left" w:pos="12824"/>
+                <w:tab w:val="left" w:pos="13740"/>
+                <w:tab w:val="left" w:pos="14656"/>
+              </w:tabs>
+              <w:suppressAutoHyphens w:val="0"/>
+              <w:autoSpaceDN/>
               <w:spacing w:line="244" w:lineRule="atLeast"/>
-              <w:rPr>
-                <w:rFonts w:ascii="Consolas" w:hAnsi="Consolas"/>
+              <w:jc w:val="left"/>
+              <w:rPr>
+                <w:rFonts w:ascii="Consolas" w:hAnsi="Consolas" w:cs="Courier New"/>
                 <w:color w:val="333333"/>
-                <w:lang w:val="en-US"/>
-              </w:rPr>
-            </w:pPr>
-            <w:r>
-              <w:rPr>
-                <w:rFonts w:ascii="Consolas" w:hAnsi="Consolas"/>
+                <w:sz w:val="20"/>
+                <w:lang w:val="en-US"/>
+              </w:rPr>
+            </w:pPr>
+            <w:r>
+              <w:rPr>
+                <w:rFonts w:ascii="Consolas" w:hAnsi="Consolas" w:cs="Courier New"/>
                 <w:color w:val="333333"/>
+                <w:sz w:val="20"/>
                 <w:lang w:val="en-US"/>
               </w:rPr>
               <w:t xml:space="preserve">    </w:t>
             </w:r>
             <w:r>
               <w:rPr>
-                <w:rFonts w:ascii="Consolas" w:hAnsi="Consolas"/>
+                <w:rFonts w:ascii="Consolas" w:hAnsi="Consolas" w:cs="Courier New"/>
                 <w:b/>
                 <w:bCs/>
                 <w:color w:val="888888"/>
+                <w:sz w:val="20"/>
                 <w:lang w:val="en-US"/>
               </w:rPr>
               <w:t>int</w:t>
             </w:r>
             <w:r>
               <w:rPr>
-                <w:rFonts w:ascii="Consolas" w:hAnsi="Consolas"/>
+                <w:rFonts w:ascii="Consolas" w:hAnsi="Consolas" w:cs="Courier New"/>
                 <w:color w:val="333333"/>
+                <w:sz w:val="20"/>
                 <w:lang w:val="en-US"/>
               </w:rPr>
               <w:t xml:space="preserve"> real_part[MAX_COUNT + </w:t>
             </w:r>
             <w:r>
               <w:rPr>
-                <w:rFonts w:ascii="Consolas" w:hAnsi="Consolas"/>
+                <w:rFonts w:ascii="Consolas" w:hAnsi="Consolas" w:cs="Courier New"/>
                 <w:b/>
                 <w:bCs/>
                 <w:color w:val="0000DD"/>
+                <w:sz w:val="20"/>
                 <w:lang w:val="en-US"/>
               </w:rPr>
               <w:t>1</w:t>
             </w:r>
             <w:r>
               <w:rPr>
-                <w:rFonts w:ascii="Consolas" w:hAnsi="Consolas"/>
+                <w:rFonts w:ascii="Consolas" w:hAnsi="Consolas" w:cs="Courier New"/>
                 <w:color w:val="333333"/>
+                <w:sz w:val="20"/>
                 <w:lang w:val="en-US"/>
               </w:rPr>
               <w:t xml:space="preserve">]; </w:t>
             </w:r>
             <w:r>
               <w:rPr>
-                <w:rFonts w:ascii="Consolas" w:hAnsi="Consolas"/>
+                <w:rFonts w:ascii="Consolas" w:hAnsi="Consolas" w:cs="Courier New"/>
                 <w:color w:val="888888"/>
+                <w:sz w:val="20"/>
                 <w:lang w:val="en-US"/>
               </w:rPr>
               <w:t xml:space="preserve">// </w:t>
             </w:r>
             <w:r>
               <w:rPr>
-                <w:rFonts w:ascii="Consolas" w:hAnsi="Consolas"/>
+                <w:rFonts w:ascii="Consolas" w:hAnsi="Consolas" w:cs="Courier New"/>
                 <w:color w:val="888888"/>
+                <w:sz w:val="20"/>
               </w:rPr>
               <w:t>Вещественная</w:t>
             </w:r>
             <w:r>
               <w:rPr>
-                <w:rFonts w:ascii="Consolas" w:hAnsi="Consolas"/>
+                <w:rFonts w:ascii="Consolas" w:hAnsi="Consolas" w:cs="Courier New"/>
                 <w:color w:val="888888"/>
+                <w:sz w:val="20"/>
                 <w:lang w:val="en-US"/>
               </w:rPr>
               <w:t xml:space="preserve"> </w:t>
             </w:r>
             <w:r>
               <w:rPr>
-                <w:rFonts w:ascii="Consolas" w:hAnsi="Consolas"/>
+                <w:rFonts w:ascii="Consolas" w:hAnsi="Consolas" w:cs="Courier New"/>
                 <w:color w:val="888888"/>
+                <w:sz w:val="20"/>
               </w:rPr>
               <w:t>часть</w:t>
             </w:r>
           </w:p>
           <w:p>
             <w:pPr>
-              <w:pStyle w:val="HTML"/>
+              <w:widowControl/>
+              <w:tabs>
+                <w:tab w:val="left" w:pos="916"/>
+                <w:tab w:val="left" w:pos="1832"/>
+                <w:tab w:val="left" w:pos="2748"/>
+                <w:tab w:val="left" w:pos="3664"/>
+                <w:tab w:val="left" w:pos="4580"/>
+                <w:tab w:val="left" w:pos="5496"/>
+                <w:tab w:val="left" w:pos="6412"/>
+                <w:tab w:val="left" w:pos="7328"/>
+                <w:tab w:val="left" w:pos="8244"/>
+                <w:tab w:val="left" w:pos="9160"/>
+                <w:tab w:val="left" w:pos="10076"/>
+                <w:tab w:val="left" w:pos="10992"/>
+                <w:tab w:val="left" w:pos="11908"/>
+                <w:tab w:val="left" w:pos="12824"/>
+                <w:tab w:val="left" w:pos="13740"/>
+                <w:tab w:val="left" w:pos="14656"/>
+              </w:tabs>
+              <w:suppressAutoHyphens w:val="0"/>
+              <w:autoSpaceDN/>
               <w:spacing w:line="244" w:lineRule="atLeast"/>
-              <w:rPr>
-                <w:rFonts w:ascii="Consolas" w:hAnsi="Consolas"/>
+              <w:jc w:val="left"/>
+              <w:rPr>
+                <w:rFonts w:ascii="Consolas" w:hAnsi="Consolas" w:cs="Courier New"/>
                 <w:color w:val="333333"/>
-                <w:lang w:val="en-US"/>
-              </w:rPr>
-            </w:pPr>
-            <w:r>
-              <w:rPr>
-                <w:rFonts w:ascii="Consolas" w:hAnsi="Consolas"/>
+                <w:sz w:val="20"/>
+                <w:lang w:val="en-US"/>
+              </w:rPr>
+            </w:pPr>
+            <w:r>
+              <w:rPr>
+                <w:rFonts w:ascii="Consolas" w:hAnsi="Consolas" w:cs="Courier New"/>
                 <w:color w:val="333333"/>
+                <w:sz w:val="20"/>
                 <w:lang w:val="en-US"/>
               </w:rPr>
               <w:t xml:space="preserve">    </w:t>
             </w:r>
             <w:r>
               <w:rPr>
-                <w:rFonts w:ascii="Consolas" w:hAnsi="Consolas"/>
+                <w:rFonts w:ascii="Consolas" w:hAnsi="Consolas" w:cs="Courier New"/>
                 <w:b/>
                 <w:bCs/>
                 <w:color w:val="888888"/>
+                <w:sz w:val="20"/>
                 <w:lang w:val="en-US"/>
               </w:rPr>
               <w:t>int</w:t>
             </w:r>
             <w:r>
               <w:rPr>
-                <w:rFonts w:ascii="Consolas" w:hAnsi="Consolas"/>
+                <w:rFonts w:ascii="Consolas" w:hAnsi="Consolas" w:cs="Courier New"/>
                 <w:color w:val="333333"/>
+                <w:sz w:val="20"/>
                 <w:lang w:val="en-US"/>
               </w:rPr>
               <w:t xml:space="preserve"> order; </w:t>
             </w:r>
             <w:r>
               <w:rPr>
-                <w:rFonts w:ascii="Consolas" w:hAnsi="Consolas"/>
+                <w:rFonts w:ascii="Consolas" w:hAnsi="Consolas" w:cs="Courier New"/>
                 <w:color w:val="888888"/>
+                <w:sz w:val="20"/>
                 <w:lang w:val="en-US"/>
               </w:rPr>
               <w:t xml:space="preserve">// </w:t>
             </w:r>
             <w:r>
               <w:rPr>
-                <w:rFonts w:ascii="Consolas" w:hAnsi="Consolas"/>
+                <w:rFonts w:ascii="Consolas" w:hAnsi="Consolas" w:cs="Courier New"/>
                 <w:color w:val="888888"/>
+                <w:sz w:val="20"/>
               </w:rPr>
               <w:t>Порядок</w:t>
             </w:r>
           </w:p>
           <w:p>
             <w:pPr>
-              <w:pStyle w:val="HTML"/>
+              <w:widowControl/>
+              <w:tabs>
+                <w:tab w:val="left" w:pos="916"/>
+                <w:tab w:val="left" w:pos="1832"/>
+                <w:tab w:val="left" w:pos="2748"/>
+                <w:tab w:val="left" w:pos="3664"/>
+                <w:tab w:val="left" w:pos="4580"/>
+                <w:tab w:val="left" w:pos="5496"/>
+                <w:tab w:val="left" w:pos="6412"/>
+                <w:tab w:val="left" w:pos="7328"/>
+                <w:tab w:val="left" w:pos="8244"/>
+                <w:tab w:val="left" w:pos="9160"/>
+                <w:tab w:val="left" w:pos="10076"/>
+                <w:tab w:val="left" w:pos="10992"/>
+                <w:tab w:val="left" w:pos="11908"/>
+                <w:tab w:val="left" w:pos="12824"/>
+                <w:tab w:val="left" w:pos="13740"/>
+                <w:tab w:val="left" w:pos="14656"/>
+              </w:tabs>
+              <w:suppressAutoHyphens w:val="0"/>
+              <w:autoSpaceDN/>
               <w:spacing w:line="244" w:lineRule="atLeast"/>
-              <w:rPr>
+              <w:jc w:val="left"/>
+              <w:rPr>
+                <w:rFonts w:ascii="Courier New" w:hAnsi="Courier New" w:cs="Courier New"/>
                 <w:color w:val="333333"/>
-                <w:lang w:val="en-US"/>
-              </w:rPr>
-            </w:pPr>
-            <w:r>
-              <w:rPr>
-                <w:rFonts w:ascii="Consolas" w:hAnsi="Consolas"/>
+                <w:sz w:val="20"/>
+                <w:lang w:val="en-US"/>
+              </w:rPr>
+            </w:pPr>
+            <w:r>
+              <w:rPr>
+                <w:rFonts w:ascii="Consolas" w:hAnsi="Consolas" w:cs="Courier New"/>
                 <w:color w:val="333333"/>
+                <w:sz w:val="20"/>
                 <w:lang w:val="en-US"/>
               </w:rPr>
               <w:t>} my_number;</w:t>
@@ -4353,7 +4718,7 @@
           <w:szCs w:val="28"/>
         </w:rPr>
       </w:pPr>
-      <w:bookmarkStart w:id="15" w:name="_Toc114397641"/>
+      <w:bookmarkStart w:id="14" w:name="_Toc114397641"/>
       <w:r>
         <w:rPr>
           <w:rFonts w:ascii="Times New Roman" w:hAnsi="Times New Roman"/>
@@ -4363,7 +4728,7 @@
         <w:lastRenderedPageBreak/>
         <w:t>Алгоритм</w:t>
       </w:r>
-      <w:bookmarkEnd w:id="15"/>
+      <w:bookmarkEnd w:id="14"/>
     </w:p>
     <w:p>
       <w:pPr>
@@ -4514,7 +4879,7 @@
           <w:szCs w:val="28"/>
         </w:rPr>
       </w:pPr>
-      <w:bookmarkStart w:id="16" w:name="_Toc114397642"/>
+      <w:bookmarkStart w:id="15" w:name="_Toc114397642"/>
       <w:r>
         <w:rPr>
           <w:rFonts w:ascii="Times New Roman" w:hAnsi="Times New Roman"/>
@@ -4523,7 +4888,7 @@
         </w:rPr>
         <w:t>Тестовые случаи</w:t>
       </w:r>
-      <w:bookmarkEnd w:id="16"/>
+      <w:bookmarkEnd w:id="15"/>
     </w:p>
     <w:p>
       <w:pPr>
@@ -4698,6 +5063,38 @@
     </w:p>
     <w:p>
       <w:pPr>
+        <w:pStyle w:val="ab"/>
+        <w:numPr>
+          <w:ilvl w:val="0"/>
+          <w:numId w:val="17"/>
+        </w:numPr>
+        <w:rPr>
+          <w:b/>
+          <w:bCs/>
+        </w:rPr>
+      </w:pPr>
+      <w:r>
+        <w:t>Округление с переполнением каждого разряда</w:t>
+      </w:r>
+    </w:p>
+    <w:p>
+      <w:pPr>
+        <w:pStyle w:val="ab"/>
+        <w:numPr>
+          <w:ilvl w:val="0"/>
+          <w:numId w:val="17"/>
+        </w:numPr>
+        <w:rPr>
+          <w:b/>
+          <w:bCs/>
+        </w:rPr>
+      </w:pPr>
+      <w:r>
+        <w:t>Деление максимального числа на максимальное</w:t>
+      </w:r>
+    </w:p>
+    <w:p>
+      <w:pPr>
         <w:rPr>
           <w:b/>
           <w:bCs/>
@@ -4776,6 +5173,7 @@
         </w:rPr>
       </w:pPr>
       <w:r>
+        <w:lastRenderedPageBreak/>
         <w:t>Мантисса числа превышает допустимое значение</w:t>
       </w:r>
     </w:p>
@@ -4808,7 +5206,6 @@
         </w:rPr>
       </w:pPr>
       <w:r>
-        <w:lastRenderedPageBreak/>
         <w:t>Деление на ноль</w:t>
       </w:r>
     </w:p>
@@ -5538,15 +5935,9 @@
           <w:p>
             <w:pPr>
               <w:jc w:val="left"/>
-              <w:rPr>
-                <w:lang w:val="en-US"/>
-              </w:rPr>
-            </w:pPr>
-            <w:r>
-              <w:rPr>
-                <w:lang w:val="en-US"/>
-              </w:rPr>
-              <w:t>1</w:t>
+            </w:pPr>
+            <w:r>
+              <w:t>10</w:t>
             </w:r>
           </w:p>
         </w:tc>
@@ -5562,10 +5953,16 @@
               </w:rPr>
             </w:pPr>
             <w:r>
-              <w:rPr>
-                <w:lang w:val="en-US"/>
-              </w:rPr>
-              <w:t>444t</w:t>
+              <w:t>9999999999</w:t>
+            </w:r>
+            <w:r>
+              <w:t>99999999999999999999</w:t>
+            </w:r>
+            <w:r>
+              <w:rPr>
+                <w:lang w:val="en-US"/>
+              </w:rPr>
+              <w:t>; 2</w:t>
             </w:r>
           </w:p>
         </w:tc>
@@ -5584,7 +5981,7 @@
               <w:rPr>
                 <w:lang w:val="en-US"/>
               </w:rPr>
-              <w:t>Error! Incorrect number. Please, try again!</w:t>
+              <w:t>+0.5 E +30</w:t>
             </w:r>
           </w:p>
         </w:tc>
@@ -5605,7 +6002,7 @@
               <w:rPr>
                 <w:lang w:val="en-US"/>
               </w:rPr>
-              <w:t>2</w:t>
+              <w:t>11</w:t>
             </w:r>
           </w:p>
         </w:tc>
@@ -5624,13 +6021,19 @@
               <w:rPr>
                 <w:lang w:val="en-US"/>
               </w:rPr>
-              <w:t>13 e -5</w:t>
-            </w:r>
-            <w:r>
-              <w:rPr>
-                <w:lang w:val="en-US"/>
-              </w:rPr>
-              <w:t>\n</w:t>
+              <w:t>999999999999999999999999999999e99999</w:t>
+            </w:r>
+            <w:r>
+              <w:rPr>
+                <w:lang w:val="en-US"/>
+              </w:rPr>
+              <w:t>;</w:t>
+            </w:r>
+            <w:r>
+              <w:rPr>
+                <w:lang w:val="en-US"/>
+              </w:rPr>
+              <w:t>999999999999999999999999999999e99999</w:t>
             </w:r>
           </w:p>
         </w:tc>
@@ -5649,8 +6052,10 @@
               <w:rPr>
                 <w:lang w:val="en-US"/>
               </w:rPr>
-              <w:t>Error! Incorrect number. Please, try again!</w:t>
-            </w:r>
+              <w:t>+0.1 E +1</w:t>
+            </w:r>
+            <w:bookmarkStart w:id="16" w:name="_GoBack"/>
+            <w:bookmarkEnd w:id="16"/>
           </w:p>
         </w:tc>
       </w:tr>
@@ -5662,9 +6067,15 @@
           <w:p>
             <w:pPr>
               <w:jc w:val="left"/>
-            </w:pPr>
-            <w:r>
-              <w:t>3</w:t>
+              <w:rPr>
+                <w:lang w:val="en-US"/>
+              </w:rPr>
+            </w:pPr>
+            <w:r>
+              <w:rPr>
+                <w:lang w:val="en-US"/>
+              </w:rPr>
+              <w:t>1</w:t>
             </w:r>
           </w:p>
         </w:tc>
@@ -5680,10 +6091,10 @@
               </w:rPr>
             </w:pPr>
             <w:r>
-              <w:t>523210591837677610015000000222</w:t>
-            </w:r>
-            <w:r>
-              <w:t>2222</w:t>
+              <w:rPr>
+                <w:lang w:val="en-US"/>
+              </w:rPr>
+              <w:t>444t</w:t>
             </w:r>
           </w:p>
         </w:tc>
@@ -5715,9 +6126,16 @@
           <w:p>
             <w:pPr>
               <w:jc w:val="left"/>
-            </w:pPr>
-            <w:r>
-              <w:t>4</w:t>
+              <w:rPr>
+                <w:lang w:val="en-US"/>
+              </w:rPr>
+            </w:pPr>
+            <w:r>
+              <w:rPr>
+                <w:lang w:val="en-US"/>
+              </w:rPr>
+              <w:lastRenderedPageBreak/>
+              <w:t>2</w:t>
             </w:r>
           </w:p>
         </w:tc>
@@ -5736,7 +6154,13 @@
               <w:rPr>
                 <w:lang w:val="en-US"/>
               </w:rPr>
-              <w:t>1 e 55555555</w:t>
+              <w:t>13 e -5</w:t>
+            </w:r>
+            <w:r>
+              <w:rPr>
+                <w:lang w:val="en-US"/>
+              </w:rPr>
+              <w:t>\n</w:t>
             </w:r>
           </w:p>
         </w:tc>
@@ -5770,8 +6194,7 @@
               <w:jc w:val="left"/>
             </w:pPr>
             <w:r>
-              <w:lastRenderedPageBreak/>
-              <w:t>5</w:t>
+              <w:t>3</w:t>
             </w:r>
           </w:p>
         </w:tc>
@@ -5787,10 +6210,10 @@
               </w:rPr>
             </w:pPr>
             <w:r>
-              <w:rPr>
-                <w:lang w:val="en-US"/>
-              </w:rPr>
-              <w:t>17; 0.0</w:t>
+              <w:t>523210591837677610015000000222</w:t>
+            </w:r>
+            <w:r>
+              <w:t>2222</w:t>
             </w:r>
           </w:p>
         </w:tc>
@@ -5809,7 +6232,7 @@
               <w:rPr>
                 <w:lang w:val="en-US"/>
               </w:rPr>
-              <w:t>Error! Division by zero. Please, try again!</w:t>
+              <w:t>Error! Incorrect number. Please, try again!</w:t>
             </w:r>
           </w:p>
         </w:tc>
@@ -5824,7 +6247,7 @@
               <w:jc w:val="left"/>
             </w:pPr>
             <w:r>
-              <w:t>6</w:t>
+              <w:t>4</w:t>
             </w:r>
           </w:p>
         </w:tc>
@@ -5843,7 +6266,7 @@
               <w:rPr>
                 <w:lang w:val="en-US"/>
               </w:rPr>
-              <w:t>99E99999; 1</w:t>
+              <w:t>1 e 55555555</w:t>
             </w:r>
           </w:p>
         </w:tc>
@@ -5862,7 +6285,7 @@
               <w:rPr>
                 <w:lang w:val="en-US"/>
               </w:rPr>
-              <w:t>Error! An overflow occurred during the calculation. Please, try again!</w:t>
+              <w:t>Error! Incorrect number. Please, try again!</w:t>
             </w:r>
           </w:p>
         </w:tc>
@@ -5877,6 +6300,112 @@
               <w:jc w:val="left"/>
             </w:pPr>
             <w:r>
+              <w:t>5</w:t>
+            </w:r>
+          </w:p>
+        </w:tc>
+        <w:tc>
+          <w:tcPr>
+            <w:tcW w:w="2882" w:type="pct"/>
+          </w:tcPr>
+          <w:p>
+            <w:pPr>
+              <w:jc w:val="left"/>
+              <w:rPr>
+                <w:lang w:val="en-US"/>
+              </w:rPr>
+            </w:pPr>
+            <w:r>
+              <w:rPr>
+                <w:lang w:val="en-US"/>
+              </w:rPr>
+              <w:t>17; 0.0</w:t>
+            </w:r>
+          </w:p>
+        </w:tc>
+        <w:tc>
+          <w:tcPr>
+            <w:tcW w:w="1808" w:type="pct"/>
+          </w:tcPr>
+          <w:p>
+            <w:pPr>
+              <w:jc w:val="left"/>
+              <w:rPr>
+                <w:lang w:val="en-US"/>
+              </w:rPr>
+            </w:pPr>
+            <w:r>
+              <w:rPr>
+                <w:lang w:val="en-US"/>
+              </w:rPr>
+              <w:t>Error! Division by zero. Please, try again!</w:t>
+            </w:r>
+          </w:p>
+        </w:tc>
+      </w:tr>
+      <w:tr>
+        <w:tc>
+          <w:tcPr>
+            <w:tcW w:w="310" w:type="pct"/>
+          </w:tcPr>
+          <w:p>
+            <w:pPr>
+              <w:jc w:val="left"/>
+            </w:pPr>
+            <w:r>
+              <w:t>6</w:t>
+            </w:r>
+          </w:p>
+        </w:tc>
+        <w:tc>
+          <w:tcPr>
+            <w:tcW w:w="2882" w:type="pct"/>
+          </w:tcPr>
+          <w:p>
+            <w:pPr>
+              <w:jc w:val="left"/>
+              <w:rPr>
+                <w:lang w:val="en-US"/>
+              </w:rPr>
+            </w:pPr>
+            <w:r>
+              <w:rPr>
+                <w:lang w:val="en-US"/>
+              </w:rPr>
+              <w:t>99E99999; 1</w:t>
+            </w:r>
+          </w:p>
+        </w:tc>
+        <w:tc>
+          <w:tcPr>
+            <w:tcW w:w="1808" w:type="pct"/>
+          </w:tcPr>
+          <w:p>
+            <w:pPr>
+              <w:jc w:val="left"/>
+              <w:rPr>
+                <w:lang w:val="en-US"/>
+              </w:rPr>
+            </w:pPr>
+            <w:r>
+              <w:rPr>
+                <w:lang w:val="en-US"/>
+              </w:rPr>
+              <w:t>Error! An overflow occurred during the calculation. Please, try again!</w:t>
+            </w:r>
+          </w:p>
+        </w:tc>
+      </w:tr>
+      <w:tr>
+        <w:tc>
+          <w:tcPr>
+            <w:tcW w:w="310" w:type="pct"/>
+          </w:tcPr>
+          <w:p>
+            <w:pPr>
+              <w:jc w:val="left"/>
+            </w:pPr>
+            <w:r>
               <w:t>7</w:t>
             </w:r>
           </w:p>
@@ -6068,6 +6597,7 @@
         <w:rPr>
           <w:sz w:val="28"/>
         </w:rPr>
+        <w:lastRenderedPageBreak/>
         <w:t>Вещественные числа хранятся в представлении с плавающей точкой</w:t>
       </w:r>
       <w:r>
@@ -6166,7 +6696,6 @@
         <w:rPr>
           <w:sz w:val="28"/>
         </w:rPr>
-        <w:lastRenderedPageBreak/>
         <w:t>Сложение, вычитание, умножение, деление, сравнение</w:t>
       </w:r>
       <w:r>
